--- a/report-templates/pentest/reference.docx
+++ b/report-templates/pentest/reference.docx
@@ -1070,21 +1070,29 @@
     <w:basedOn w:val="Caption"/>
     <w:pPr>
       <w:keepNext/>
+      <w:jc w:val="center"/>
     </w:pPr>
   </w:style>
   <w:style w:type="paragraph" w:customStyle="1" w:styleId="ImageCaption">
     <w:name w:val="Image Caption"/>
     <w:basedOn w:val="Caption"/>
+    <w:pPr>
+      <w:jc w:val="center"/>
+    </w:pPr>
   </w:style>
   <w:style w:type="paragraph" w:customStyle="1" w:styleId="Figure">
     <w:name w:val="Figure"/>
     <w:basedOn w:val="Normal"/>
+    <w:pPr>
+      <w:jc w:val="center"/>
+    </w:pPr>
   </w:style>
   <w:style w:type="paragraph" w:customStyle="1" w:styleId="CaptionedFigure">
     <w:name w:val="Captioned Figure"/>
     <w:basedOn w:val="Figure"/>
     <w:pPr>
       <w:keepNext/>
+      <w:jc w:val="center"/>
     </w:pPr>
   </w:style>
   <w:style w:type="character" w:customStyle="1" w:styleId="BodyTextChar">

--- a/report-templates/pentest/reference.docx
+++ b/report-templates/pentest/reference.docx
@@ -1145,7 +1145,7 @@
               <wp:inline distT="0" distB="0" distL="0" distR="0">
                 <wp:extent cx="1563370" cy="455930"/>
                 <wp:effectExtent l="0" t="0" r="0" b="0"/>
-                <wp:docPr id="6" name="Image2" descr="" title=""/>
+                <wp:docPr id="6" name="bluestick-logo" descr="" title=""/>
                 <wp:cNvGraphicFramePr>
                   <a:graphicFrameLocks xmlns:a="http://schemas.openxmlformats.org/drawingml/2006/main" noChangeAspect="1"/>
                 </wp:cNvGraphicFramePr>
@@ -1153,7 +1153,7 @@
                   <a:graphicData uri="http://schemas.openxmlformats.org/drawingml/2006/picture">
                     <pic:pic xmlns:pic="http://schemas.openxmlformats.org/drawingml/2006/picture">
                       <pic:nvPicPr>
-                        <pic:cNvPr id="6" name="Image2" descr="" title=""/>
+                        <pic:cNvPr id="6" name="bluestick-logo" descr="" title=""/>
                         <pic:cNvPicPr>
                           <a:picLocks noChangeAspect="1" noChangeArrowheads="1"/>
                         </pic:cNvPicPr>
@@ -1577,7 +1577,7 @@
               <wp:inline distT="0" distB="0" distL="0" distR="0">
                 <wp:extent cx="1567180" cy="457200"/>
                 <wp:effectExtent l="0" t="0" r="0" b="0"/>
-                <wp:docPr id="1" name="Picture 1" descr="" title=""/>
+                <wp:docPr id="1" name="bluestick-logo" descr="" title=""/>
                 <wp:cNvGraphicFramePr>
                   <a:graphicFrameLocks xmlns:a="http://schemas.openxmlformats.org/drawingml/2006/main" noChangeAspect="1"/>
                 </wp:cNvGraphicFramePr>
@@ -1585,7 +1585,7 @@
                   <a:graphicData uri="http://schemas.openxmlformats.org/drawingml/2006/picture">
                     <pic:pic xmlns:pic="http://schemas.openxmlformats.org/drawingml/2006/picture">
                       <pic:nvPicPr>
-                        <pic:cNvPr id="1" name="Picture 1" descr="" title=""/>
+                        <pic:cNvPr id="1" name="bluestick-logo" descr="" title=""/>
                         <pic:cNvPicPr>
                           <a:picLocks noChangeAspect="1" noChangeArrowheads="1"/>
                         </pic:cNvPicPr>
@@ -1751,7 +1751,7 @@
               <wp:inline distT="0" distB="0" distL="0" distR="0">
                 <wp:extent cx="1563370" cy="455930"/>
                 <wp:effectExtent l="0" t="0" r="0" b="0"/>
-                <wp:docPr id="2" name="Picture 5" descr="" title=""/>
+                <wp:docPr id="2" name="bluestick-logo" descr="" title=""/>
                 <wp:cNvGraphicFramePr>
                   <a:graphicFrameLocks xmlns:a="http://schemas.openxmlformats.org/drawingml/2006/main" noChangeAspect="1"/>
                 </wp:cNvGraphicFramePr>
@@ -1759,7 +1759,7 @@
                   <a:graphicData uri="http://schemas.openxmlformats.org/drawingml/2006/picture">
                     <pic:pic xmlns:pic="http://schemas.openxmlformats.org/drawingml/2006/picture">
                       <pic:nvPicPr>
-                        <pic:cNvPr id="2" name="Picture 5" descr="" title=""/>
+                        <pic:cNvPr id="2" name="bluestick-logo" descr="" title=""/>
                         <pic:cNvPicPr>
                           <a:picLocks noChangeAspect="1" noChangeArrowheads="1"/>
                         </pic:cNvPicPr>
@@ -1874,7 +1874,7 @@
           <wp:extent cx="6858000" cy="4572000"/>
           <wp:effectExtent l="0" t="0" r="0" b="0"/>
           <wp:wrapNone/>
-          <wp:docPr id="3" name="Picture 6" descr="" title=""/>
+          <wp:docPr id="3" name="bluestick-cover" descr="" title=""/>
           <wp:cNvGraphicFramePr>
             <a:graphicFrameLocks xmlns:a="http://schemas.openxmlformats.org/drawingml/2006/main" noChangeAspect="1"/>
           </wp:cNvGraphicFramePr>
@@ -1882,7 +1882,7 @@
             <a:graphicData uri="http://schemas.openxmlformats.org/drawingml/2006/picture">
               <pic:pic xmlns:pic="http://schemas.openxmlformats.org/drawingml/2006/picture">
                 <pic:nvPicPr>
-                  <pic:cNvPr id="3" name="Picture 6" descr="" title=""/>
+                  <pic:cNvPr id="3" name="bluestick-cover" descr="" title=""/>
                   <pic:cNvPicPr>
                     <a:picLocks noChangeAspect="1" noChangeArrowheads="1"/>
                   </pic:cNvPicPr>
@@ -1969,7 +1969,7 @@
               <wp:inline distT="0" distB="0" distL="0" distR="0">
                 <wp:extent cx="1567180" cy="457200"/>
                 <wp:effectExtent l="0" t="0" r="0" b="0"/>
-                <wp:docPr id="7" name="Picture 1 Copy 1" descr="" title=""/>
+                <wp:docPr id="7" name="bluestick-logo" descr="" title=""/>
                 <wp:cNvGraphicFramePr>
                   <a:graphicFrameLocks xmlns:a="http://schemas.openxmlformats.org/drawingml/2006/main" noChangeAspect="1"/>
                 </wp:cNvGraphicFramePr>
@@ -1977,7 +1977,7 @@
                   <a:graphicData uri="http://schemas.openxmlformats.org/drawingml/2006/picture">
                     <pic:pic xmlns:pic="http://schemas.openxmlformats.org/drawingml/2006/picture">
                       <pic:nvPicPr>
-                        <pic:cNvPr id="7" name="Picture 1 Copy 1" descr="" title=""/>
+                        <pic:cNvPr id="7" name="bluestick-logo" descr="" title=""/>
                         <pic:cNvPicPr>
                           <a:picLocks noChangeAspect="1" noChangeArrowheads="1"/>
                         </pic:cNvPicPr>

--- a/report-templates/pentest/reference.docx
+++ b/report-templates/pentest/reference.docx
@@ -4164,6 +4164,20 @@
       </w:tblBorders>
     </w:tblPr>
   </w:style>
+  <w:style w:type="paragraph" w:customStyle="1" w:styleId="TableLabel">
+    <w:name w:val="Table Label"/>
+    <w:basedOn w:val="BodyText"/>
+    <w:next w:val="BodyText"/>
+    <w:qFormat/>
+    <w:pPr>
+      <w:keepNext/>
+      <w:keepLines/>
+      <w:spacing w:before="160" w:after="60"/>
+      <w:ind w:firstLine="0"/>
+      <w:jc w:val="left"/>
+    </w:pPr>
+    <w:rPr/>
+  </w:style>
 </w:styles>
 </file>
 

--- a/report-templates/pentest/reference.docx
+++ b/report-templates/pentest/reference.docx
@@ -3780,7 +3780,7 @@
     <w:rsid w:val="001f0d6a"/>
     <w:pPr>
       <w:keepNext w:val="true"/>
-      <w:spacing w:before="60" w:after="0"/>
+      <w:spacing w:before="240" w:after="60"/>
       <w:jc w:val="center"/>
     </w:pPr>
     <w:rPr>
@@ -4095,6 +4095,7 @@
     </w:pPr>
     <w:tblPr>
       <w:tblStyleRowBandSize w:val="1"/>
+      <w:jc w:val="center"/>
       <w:tblBorders>
         <w:top w:val="dotted" w:color="auto" w:sz="4" w:space="0"/>
         <w:bottom w:val="dotted" w:color="auto" w:sz="4" w:space="0"/>

--- a/report-templates/pentest/reference.docx
+++ b/report-templates/pentest/reference.docx
@@ -3090,6 +3090,7 @@
     <w:pPr>
       <w:keepNext w:val="true"/>
       <w:keepLines/>
+      <w:spacing w:before="240" w:after="120"/>
       <w:outlineLvl w:val="0"/>
     </w:pPr>
     <w:rPr>
@@ -3112,6 +3113,7 @@
     <w:pPr>
       <w:keepNext w:val="true"/>
       <w:keepLines/>
+      <w:spacing w:before="240" w:after="120"/>
       <w:outlineLvl w:val="1"/>
     </w:pPr>
     <w:rPr>
@@ -3134,13 +3136,16 @@
     <w:pPr>
       <w:keepNext w:val="true"/>
       <w:keepLines/>
+      <w:spacing w:before="200" w:after="80"/>
       <w:outlineLvl w:val="2"/>
     </w:pPr>
     <w:rPr>
       <w:rFonts w:eastAsia="" w:cs="" w:cstheme="majorBidi" w:eastAsiaTheme="majorEastAsia"/>
+      <w:b/>
+      <w:bCs/>
       <w:color w:themeColor="text1" w:val="000000"/>
-      <w:sz w:val="28"/>
-      <w:szCs w:val="28"/>
+      <w:sz w:val="24"/>
+      <w:szCs w:val="24"/>
     </w:rPr>
   </w:style>
   <w:style w:type="paragraph" w:styleId="Heading4">
@@ -3156,12 +3161,16 @@
     <w:pPr>
       <w:keepNext w:val="true"/>
       <w:keepLines/>
+      <w:spacing w:before="160" w:after="60"/>
       <w:outlineLvl w:val="3"/>
     </w:pPr>
     <w:rPr>
       <w:rFonts w:eastAsia="" w:cs="" w:cstheme="majorBidi" w:eastAsiaTheme="majorEastAsia"/>
-      <w:iCs/>
+      <w:b/>
+      <w:bCs/>
       <w:color w:themeColor="text1" w:val="000000"/>
+      <w:sz w:val="22"/>
+      <w:szCs w:val="22"/>
     </w:rPr>
   </w:style>
   <w:style w:type="paragraph" w:styleId="Heading5">
@@ -3177,11 +3186,18 @@
     <w:pPr>
       <w:keepNext w:val="true"/>
       <w:keepLines/>
+      <w:spacing w:before="160" w:after="60"/>
       <w:outlineLvl w:val="4"/>
     </w:pPr>
     <w:rPr>
       <w:rFonts w:eastAsia="" w:cs="" w:cstheme="majorBidi" w:eastAsiaTheme="majorEastAsia"/>
+      <w:b/>
+      <w:bCs/>
+      <w:i/>
+      <w:iCs/>
       <w:color w:themeColor="text1" w:val="000000"/>
+      <w:sz w:val="22"/>
+      <w:szCs w:val="22"/>
     </w:rPr>
   </w:style>
   <w:style w:type="paragraph" w:styleId="Heading6">
@@ -3446,10 +3462,14 @@
   </w:style>
   <w:style w:type="character" w:styleId="VerbatimChar" w:customStyle="1">
     <w:name w:val="Verbatim Char"/>
-    <w:basedOn w:val="CaptionChar"/>
+    <w:basedOn w:val="DefaultParagraphFont"/>
     <w:qFormat/>
     <w:rsid w:val="0057607b"/>
-    <w:rPr/>
+    <w:rPr>
+      <w:rFonts w:ascii="Consolas" w:hAnsi="Consolas" w:cs="Consolas" w:eastAsia="Consolas"/>
+      <w:sz w:val="18"/>
+      <w:szCs w:val="18"/>
+    </w:rPr>
   </w:style>
   <w:style w:type="character" w:styleId="SectionNumber" w:customStyle="1">
     <w:name w:val="Section Number"/>
@@ -3794,7 +3814,7 @@
     <w:qFormat/>
     <w:rsid w:val="001547e5"/>
     <w:pPr>
-      <w:spacing w:before="0" w:after="0"/>
+      <w:spacing w:before="60" w:after="200"/>
       <w:jc w:val="center"/>
     </w:pPr>
     <w:rPr>
@@ -4178,6 +4198,30 @@
       <w:jc w:val="left"/>
     </w:pPr>
     <w:rPr/>
+  </w:style>
+  <w:style w:type="paragraph" w:customStyle="1" w:styleId="SourceCode">
+    <w:name w:val="Source Code"/>
+    <w:basedOn w:val="Normal"/>
+    <w:link w:val="VerbatimChar"/>
+    <w:qFormat/>
+    <w:pPr>
+      <w:keepLines/>
+      <w:pBdr>
+        <w:top w:val="single" w:sz="4" w:space="4" w:color="CBD0D6"/>
+        <w:left w:val="single" w:sz="4" w:space="4" w:color="CBD0D6"/>
+        <w:bottom w:val="single" w:sz="4" w:space="4" w:color="CBD0D6"/>
+        <w:right w:val="single" w:sz="4" w:space="4" w:color="CBD0D6"/>
+      </w:pBdr>
+      <w:shd w:val="clear" w:color="auto" w:fill="F1F3F5"/>
+      <w:spacing w:before="120" w:after="160" w:line="240" w:lineRule="auto"/>
+      <w:ind w:left="0" w:firstLine="0"/>
+      <w:jc w:val="left"/>
+    </w:pPr>
+    <w:rPr>
+      <w:rFonts w:ascii="Consolas" w:hAnsi="Consolas" w:cs="Consolas" w:eastAsia="Consolas"/>
+      <w:sz w:val="18"/>
+      <w:szCs w:val="18"/>
+    </w:rPr>
   </w:style>
 </w:styles>
 </file>
